--- a/downloads/documents/02 Standards/STANDARDS CROSSWALK.docx
+++ b/downloads/documents/02 Standards/STANDARDS CROSSWALK.docx
@@ -17653,10 +17653,345 @@
         <w:t xml:space="preserve">”</w:t>
       </w:r>
     </w:p>
+    <w:p>
+      <w:pPr>
+        <w:pStyle w:val="Heading3"/>
+      </w:pPr>
+      <w:bookmarkStart w:id="52" w:name="X64cf26258963537654e01a1e724e652991d6533"/>
+      <w:r>
+        <w:t xml:space="preserve">E.7 National FCS 3.0 numbers cited on lesson pages that Part B does not carry: checked 2026-09-22 against the 3.0 text in</w:t>
+      </w:r>
+      <w:r>
+        <w:t xml:space="preserve"> </w:t>
+      </w:r>
+      <w:r>
+        <w:rPr>
+          <w:rStyle w:val="VerbatimChar"/>
+        </w:rPr>
+        <w:t xml:space="preserve">STANDARDS SOURCES - web research.md</w:t>
+      </w:r>
+      <w:bookmarkEnd w:id="52"/>
+    </w:p>
+    <w:p>
+      <w:pPr>
+        <w:pStyle w:val="FirstParagraph"/>
+      </w:pPr>
+      <w:r>
+        <w:t xml:space="preserve">The 2026-09-15 proof pass flagged every National FCS number that a lesson, assessment or rubric cites without a Part B row. Each one below is a real 3.0 competency, confirmed word for word in the research file; the descriptor here is the build’s paraphrase (A.5), and the parenthesis says where it is cited. A number missing from this list and from Part B is still not citable until it is checked the same way.</w:t>
+      </w:r>
+    </w:p>
+    <w:p>
+      <w:pPr>
+        <w:numPr>
+          <w:ilvl w:val="0"/>
+          <w:numId w:val="1013"/>
+        </w:numPr>
+        <w:pStyle w:val="Compact"/>
+      </w:pPr>
+      <w:r>
+        <w:t xml:space="preserve">1.1.6 Build a life plan that lays out how to gain what a person must know and be able to do to reach personal, family, and career goals. (Lessons 2.22, 7.12; Unit 07 plan)</w:t>
+      </w:r>
+    </w:p>
+    <w:p>
+      <w:pPr>
+        <w:numPr>
+          <w:ilvl w:val="0"/>
+          <w:numId w:val="1013"/>
+        </w:numPr>
+        <w:pStyle w:val="Compact"/>
+      </w:pPr>
+      <w:r>
+        <w:t xml:space="preserve">1.2.6 Show leadership in school, work, and community settings. (Lesson 7.9; Rubric 07)</w:t>
+      </w:r>
+    </w:p>
+    <w:p>
+      <w:pPr>
+        <w:numPr>
+          <w:ilvl w:val="0"/>
+          <w:numId w:val="1013"/>
+        </w:numPr>
+        <w:pStyle w:val="Compact"/>
+      </w:pPr>
+      <w:r>
+        <w:t xml:space="preserve">2.5.2 Examine the parts individuals and families play in the economic system. (Unit 07 plan)</w:t>
+      </w:r>
+    </w:p>
+    <w:p>
+      <w:pPr>
+        <w:numPr>
+          <w:ilvl w:val="0"/>
+          <w:numId w:val="1013"/>
+        </w:numPr>
+        <w:pStyle w:val="Compact"/>
+      </w:pPr>
+      <w:r>
+        <w:t xml:space="preserve">3.1.5 Put together a portfolio that shows the skills consumer services careers call for. (Lessons 7.2, 7.12)</w:t>
+      </w:r>
+    </w:p>
+    <w:p>
+      <w:pPr>
+        <w:numPr>
+          <w:ilvl w:val="0"/>
+          <w:numId w:val="1013"/>
+        </w:numPr>
+        <w:pStyle w:val="Compact"/>
+      </w:pPr>
+      <w:r>
+        <w:t xml:space="preserve">3.3.8 Examine what builds or damages a credit rating and how a rating changes the rates and terms a borrower gets. (Lesson 2.11)</w:t>
+      </w:r>
+    </w:p>
+    <w:p>
+      <w:pPr>
+        <w:numPr>
+          <w:ilvl w:val="0"/>
+          <w:numId w:val="1013"/>
+        </w:numPr>
+        <w:pStyle w:val="Compact"/>
+      </w:pPr>
+      <w:r>
+        <w:t xml:space="preserve">3.5.6 Judge the labeling, packaging, and support materials that come with consumer goods. (Lesson 1.11; Assessment 01.3)</w:t>
+      </w:r>
+    </w:p>
+    <w:p>
+      <w:pPr>
+        <w:numPr>
+          <w:ilvl w:val="0"/>
+          <w:numId w:val="1013"/>
+        </w:numPr>
+        <w:pStyle w:val="Compact"/>
+      </w:pPr>
+      <w:r>
+        <w:t xml:space="preserve">8.4.2 Use menu-planning principles to build and adjust menus. (Lesson 6.12)</w:t>
+      </w:r>
+    </w:p>
+    <w:p>
+      <w:pPr>
+        <w:numPr>
+          <w:ilvl w:val="0"/>
+          <w:numId w:val="1013"/>
+        </w:numPr>
+        <w:pStyle w:val="Compact"/>
+      </w:pPr>
+      <w:r>
+        <w:t xml:space="preserve">8.4.3 Work out the food, equipment, and supplies a menu needs. (Lesson 6.14; Rubric 06)</w:t>
+      </w:r>
+    </w:p>
+    <w:p>
+      <w:pPr>
+        <w:numPr>
+          <w:ilvl w:val="0"/>
+          <w:numId w:val="1013"/>
+        </w:numPr>
+        <w:pStyle w:val="Compact"/>
+      </w:pPr>
+      <w:r>
+        <w:t xml:space="preserve">8.4.7 Use measurement, portion control, conversions, food cost, menu terms, and menu pricing when planning a menu. (Lesson 6.13)</w:t>
+      </w:r>
+    </w:p>
+    <w:p>
+      <w:pPr>
+        <w:numPr>
+          <w:ilvl w:val="0"/>
+          <w:numId w:val="1013"/>
+        </w:numPr>
+        <w:pStyle w:val="Compact"/>
+      </w:pPr>
+      <w:r>
+        <w:t xml:space="preserve">8.6.1 Use the principles of purchasing, receiving, and storing in a food service operation. (Lesson 6.15)</w:t>
+      </w:r>
+    </w:p>
+    <w:p>
+      <w:pPr>
+        <w:numPr>
+          <w:ilvl w:val="0"/>
+          <w:numId w:val="1013"/>
+        </w:numPr>
+        <w:pStyle w:val="Compact"/>
+      </w:pPr>
+      <w:r>
+        <w:t xml:space="preserve">11.2.3 Examine what the principles and elements of design do to how a space looks and works. (Lessons 4.6, 4.8, 4.9; Assessment 04.2)</w:t>
+      </w:r>
+    </w:p>
+    <w:p>
+      <w:pPr>
+        <w:numPr>
+          <w:ilvl w:val="0"/>
+          <w:numId w:val="1013"/>
+        </w:numPr>
+        <w:pStyle w:val="Compact"/>
+      </w:pPr>
+      <w:r>
+        <w:t xml:space="preserve">11.2.4 Design housing, interiors, and furnishings around how people behave, move, and measure. (Lessons 4.10, 4.11)</w:t>
+      </w:r>
+    </w:p>
+    <w:p>
+      <w:pPr>
+        <w:numPr>
+          <w:ilvl w:val="0"/>
+          <w:numId w:val="1013"/>
+        </w:numPr>
+        <w:pStyle w:val="Compact"/>
+      </w:pPr>
+      <w:r>
+        <w:t xml:space="preserve">11.3.1 Examine product information for floor and wall coverings, textiles, window treatments, furniture, and lighting. (Assessment 04.2)</w:t>
+      </w:r>
+    </w:p>
+    <w:p>
+      <w:pPr>
+        <w:numPr>
+          <w:ilvl w:val="0"/>
+          <w:numId w:val="1013"/>
+        </w:numPr>
+        <w:pStyle w:val="Compact"/>
+      </w:pPr>
+      <w:r>
+        <w:t xml:space="preserve">11.6.4 Critique a design plan against the client’s needs, goals, and resources. (Lesson 4.15)</w:t>
+      </w:r>
+    </w:p>
+    <w:p>
+      <w:pPr>
+        <w:numPr>
+          <w:ilvl w:val="0"/>
+          <w:numId w:val="1013"/>
+        </w:numPr>
+        <w:pStyle w:val="Compact"/>
+      </w:pPr>
+      <w:r>
+        <w:t xml:space="preserve">11.6.5 Defend design choices in terms of the client’s needs, including diversity and culture, and the design process. (Lessons 4.11, 4.15; Rubric 04)</w:t>
+      </w:r>
+    </w:p>
+    <w:p>
+      <w:pPr>
+        <w:numPr>
+          <w:ilvl w:val="0"/>
+          <w:numId w:val="1013"/>
+        </w:numPr>
+        <w:pStyle w:val="Compact"/>
+      </w:pPr>
+      <w:r>
+        <w:t xml:space="preserve">12.1.3 Examine current research on human growth and development, brain research included. (Lesson 3.3; Assessment 03.1)</w:t>
+      </w:r>
+    </w:p>
+    <w:p>
+      <w:pPr>
+        <w:numPr>
+          <w:ilvl w:val="0"/>
+          <w:numId w:val="1013"/>
+        </w:numPr>
+        <w:pStyle w:val="Compact"/>
+      </w:pPr>
+      <w:r>
+        <w:t xml:space="preserve">13.3.6 Examine how technology changes communication at home, at work, and in the community. (Lesson 3.9)</w:t>
+      </w:r>
+    </w:p>
+    <w:p>
+      <w:pPr>
+        <w:numPr>
+          <w:ilvl w:val="0"/>
+          <w:numId w:val="1013"/>
+        </w:numPr>
+        <w:pStyle w:val="Compact"/>
+      </w:pPr>
+      <w:r>
+        <w:t xml:space="preserve">13.4.3 Use decision making and problem solving to reduce and manage conflict. (Lesson 3.11)</w:t>
+      </w:r>
+    </w:p>
+    <w:p>
+      <w:pPr>
+        <w:numPr>
+          <w:ilvl w:val="0"/>
+          <w:numId w:val="1013"/>
+        </w:numPr>
+        <w:pStyle w:val="Compact"/>
+      </w:pPr>
+      <w:r>
+        <w:t xml:space="preserve">13.5.1 Build a group climate where everyone’s ideas, perspectives, and contributions are welcomed and respected. (Lessons 0.1, 0.4)</w:t>
+      </w:r>
+    </w:p>
+    <w:p>
+      <w:pPr>
+        <w:numPr>
+          <w:ilvl w:val="0"/>
+          <w:numId w:val="1013"/>
+        </w:numPr>
+        <w:pStyle w:val="Compact"/>
+      </w:pPr>
+      <w:r>
+        <w:t xml:space="preserve">13.5.7 Show how to cooperate, compromise, and collaborate. (Lessons 0.3, 3.11, 3.13)</w:t>
+      </w:r>
+    </w:p>
+    <w:p>
+      <w:pPr>
+        <w:numPr>
+          <w:ilvl w:val="0"/>
+          <w:numId w:val="1013"/>
+        </w:numPr>
+        <w:pStyle w:val="Compact"/>
+      </w:pPr>
+      <w:r>
+        <w:t xml:space="preserve">15.2.4 Examine what abuse and neglect do to children and families, and how prevention works. (Lesson 3.17; Assessment 03.2)</w:t>
+      </w:r>
+    </w:p>
+    <w:p>
+      <w:pPr>
+        <w:numPr>
+          <w:ilvl w:val="0"/>
+          <w:numId w:val="1013"/>
+        </w:numPr>
+        <w:pStyle w:val="Compact"/>
+      </w:pPr>
+      <w:r>
+        <w:t xml:space="preserve">16.1.2 Examine openings for jobs and for starting a business in textiles and apparel. (Lesson 5.19)</w:t>
+      </w:r>
+    </w:p>
+    <w:p>
+      <w:pPr>
+        <w:numPr>
+          <w:ilvl w:val="0"/>
+          <w:numId w:val="1013"/>
+        </w:numPr>
+        <w:pStyle w:val="Compact"/>
+      </w:pPr>
+      <w:r>
+        <w:t xml:space="preserve">16.2.1 Use the right terms to identify, compare, and analyze the common textile fibers and fabrics. (Lesson 5.3; Handout 05.03)</w:t>
+      </w:r>
+    </w:p>
+    <w:p>
+      <w:pPr>
+        <w:numPr>
+          <w:ilvl w:val="0"/>
+          <w:numId w:val="1013"/>
+        </w:numPr>
+        <w:pStyle w:val="Compact"/>
+      </w:pPr>
+      <w:r>
+        <w:t xml:space="preserve">16.2.2 Judge how textile fibers and fabrics perform. (Lesson 5.3; Handout 05.03)</w:t>
+      </w:r>
+    </w:p>
+    <w:p>
+      <w:pPr>
+        <w:numPr>
+          <w:ilvl w:val="0"/>
+          <w:numId w:val="1013"/>
+        </w:numPr>
+        <w:pStyle w:val="Compact"/>
+      </w:pPr>
+      <w:r>
+        <w:t xml:space="preserve">16.3.3 Use the elements and principles of design when designing, making, or altering textiles and apparel. (Lesson 5.16)</w:t>
+      </w:r>
+    </w:p>
+    <w:p>
+      <w:pPr>
+        <w:pStyle w:val="FirstParagraph"/>
+      </w:pPr>
+      <w:r>
+        <w:t xml:space="preserve">Also confirmed: 1.2.7 (Part B carries it under ATPD and EDM; Lesson 1.3 cites it for kitchen safety, which the competency’s wording, safe and healthy school, work and community settings, covers) and 2.1.3 (Part B, N&amp;W rows; Assessment 06.3 cites it on the food decisions items).</w:t>
+      </w:r>
+    </w:p>
     <w:sectPr>
       <w:headerReference w:type="default" r:id="rId9"/>
       <w:pgSz w:w="12240" w:h="15840"/>
-      <w:pgMar w:top="1440" w:bottom="1440" w:left="1440" w:right="1440" w:header="504"/>
+      <w:pgMar w:top="1296" w:bottom="1296" w:left="1296" w:right="1296" w:header="504"/>
     </w:sectPr>
   </w:body>
 </w:document>
@@ -18114,6 +18449,9 @@
     <w:abstractNumId w:val="991"/>
   </w:num>
   <w:num w:numId="1012">
+    <w:abstractNumId w:val="991"/>
+  </w:num>
+  <w:num w:numId="1013">
     <w:abstractNumId w:val="991"/>
   </w:num>
 </w:numbering>

--- a/downloads/documents/02 Standards/STANDARDS CROSSWALK.docx
+++ b/downloads/documents/02 Standards/STANDARDS CROSSWALK.docx
@@ -13034,7 +13034,7 @@
         <w:t xml:space="preserve"> </w:t>
       </w:r>
       <w:r>
-        <w:t xml:space="preserve">Units carrying it: U2 (primary: all six topics, Skittles market game, ClassroomStreet), U1 (primary: 4c, 4f, 4g, 4i, $40 project), U5 (primary: 4b, 4c, 4f, 4g, 4h), U6 (primary: 4c, 4e, 4f, 4g, 4h), U4 (4c, 4f, 4g), U3 (4b, 4c, 4e), U7 (1a, 1b, 6a, 6b). The state’s own note: every content module except HDR has a Consumer Resources and Finance topic.</w:t>
+        <w:t xml:space="preserve">Units carrying it: U2 (primary: all six topics, Skittles market game, the Gilded Age Market), U1 (primary: 4c, 4f, 4g, 4i, $40 project), U5 (primary: 4b, 4c, 4f, 4g, 4h), U6 (primary: 4c, 4e, 4f, 4g, 4h), U4 (4c, 4f, 4g), U3 (4b, 4c, 4e), U7 (1a, 1b, 6a, 6b). The state’s own note: every content module except HDR has a Consumer Resources and Finance topic.</w:t>
       </w:r>
       <w:r>
         <w:t xml:space="preserve"> </w:t>
@@ -17560,7 +17560,16 @@
         <w:pStyle w:val="Compact"/>
       </w:pPr>
       <w:r>
-        <w:t xml:space="preserve">ClassroomStreet.com: only the stock trading simulation is publicly visible. The budgeting mode the U2 project depends on needs screenshots or a walkthrough so the lesson can name real screens.</w:t>
+        <w:t xml:space="preserve">The U2 market is on paper. The Gilded Age Market (</w:t>
+      </w:r>
+      <w:r>
+        <w:rPr>
+          <w:rStyle w:val="VerbatimChar"/>
+        </w:rPr>
+        <w:t xml:space="preserve">05 Materials/Unit 02/Handouts/Handout 02.14 - The Gilded Age Market Kit.md</w:t>
+      </w:r>
+      <w:r>
+        <w:t xml:space="preserve">) needs no website, login or device; nothing here for the teacher to check by hand beyond printing the kit.</w:t>
       </w:r>
     </w:p>
     <w:p>

--- a/downloads/documents/02 Standards/STANDARDS CROSSWALK.docx
+++ b/downloads/documents/02 Standards/STANDARDS CROSSWALK.docx
@@ -5736,7 +5736,7 @@
               <w:jc w:val="left"/>
             </w:pPr>
             <w:r>
-              <w:t xml:space="preserve">U3 (U7)</w:t>
+              <w:t xml:space="preserve">U3</w:t>
             </w:r>
           </w:p>
         </w:tc>
@@ -8659,7 +8659,7 @@
               <w:jc w:val="left"/>
             </w:pPr>
             <w:r>
-              <w:t xml:space="preserve">U4 (U7)</w:t>
+              <w:t xml:space="preserve">U4</w:t>
             </w:r>
           </w:p>
         </w:tc>
@@ -14962,7 +14962,7 @@
         <w:pStyle w:val="BodyText"/>
       </w:pPr>
       <w:r>
-        <w:t xml:space="preserve">How to read the secondary marks: U0 touches IGLR 3b, 3c; HDR 3b, 4a, 4c; EDM 1b, 1c (room safety); N&amp;W 1b and FSP 1c (kitchen safety agreement). U2 touches HDR 4g transitions; ATPD 4c and EDM 3a budgets; N&amp;W 3b shopping strategies. U3 touches IGLR 2c, 3e; FSP 4d hunger and community. U4 touches IGLR 4b; ATPD 2d repurposing. U5 touches IGLR 4b; HDR 2d image; EDM 2c design elements. U6 touches HDR 5d culture; ATPD 4d global responsibility; EDM 1d conservation; N&amp;W 1i, 3a to 3c. U7 touches IGLR 3d, 5b; HDR 2e; EDM 2e; N&amp;W 4b; FSP 6c career self-assessment.</w:t>
+        <w:t xml:space="preserve">How to read the secondary marks: U0 touches IGLR 3b, 3c; HDR 3b, 4a, 4c; EDM 1b, 1c (room safety); N&amp;W 1b and FSP 1c (kitchen safety agreement). U2 touches HDR 4g transitions; ATPD 4c and EDM 3a budgets; N&amp;W 3b shopping strategies. U3 touches IGLR 2c, 3e; FSP 4d hunger and community. U4 touches IGLR 4b; ATPD 2d repurposing. U5 touches IGLR 4b; HDR 2d image; EDM 2c design elements. U6 touches HDR 5d culture; ATPD 4d global responsibility; EDM 1d conservation; N&amp;W 1i, 3a to 3c. U7 touches IGLR 3d, 5b; HDR 2e; EDM 4c; N&amp;W 4b; FSP 6c career self-assessment.</w:t>
       </w:r>
     </w:p>
     <w:p>
